--- a/prosedurler/EMS.KS.PRO.22.07. Trims and Accessories Control Procedure.docx
+++ b/prosedurler/EMS.KS.PRO.22.07. Trims and Accessories Control Procedure.docx
@@ -5020,13 +5020,13 @@
           <w:sz w:val="20"/>
           <w:szCs w:val="20"/>
         </w:rPr>
-        <w:t xml:space="preserve">Hazırlayan: Aksesuar Kontrol Sorumlusu  ..........................    Kalite Müdürü: ..........................</w:t>
-      </w:r>
-    </w:p>
-    <w:p>
-      <w:pPr>
-        <w:pStyle w:val="ListeParagraf"/>
-        <w:spacing w:before="160" w:after="0"/>
+        <w:t xml:space="preserve">Hazırlayan: Aksesuar Kontrol Sorumlusu  ..........................</w:t>
+      </w:r>
+    </w:p>
+    <w:p>
+      <w:pPr>
+        <w:pStyle w:val="ListeParagraf"/>
+        <w:spacing w:before="40" w:after="0"/>
         <w:ind w:left="709"/>
       </w:pPr>
       <w:r>
@@ -5037,7 +5037,75 @@
           <w:sz w:val="20"/>
           <w:szCs w:val="20"/>
         </w:rPr>
-        <w:t xml:space="preserve">Hazırlayan: Bakım Müdürü  ..........................    Kalite Müdürü: ..........................</w:t>
+        <w:t xml:space="preserve">Kontrol: Üretim Müdürü · Satın Alma Müdürü  ..........................</w:t>
+      </w:r>
+    </w:p>
+    <w:p>
+      <w:pPr>
+        <w:pStyle w:val="ListeParagraf"/>
+        <w:spacing w:before="40" w:after="0"/>
+        <w:ind w:left="709"/>
+      </w:pPr>
+      <w:r>
+        <w:rPr>
+          <w:rFonts w:ascii="Calibri" w:hAnsi="Calibri" w:cs="Calibri"/>
+          <w:b/>
+          <w:bCs/>
+          <w:sz w:val="20"/>
+          <w:szCs w:val="20"/>
+        </w:rPr>
+        <w:t xml:space="preserve">Kalite Müdürü: ..........................    Fabrika Müdürü: ..........................</w:t>
+      </w:r>
+    </w:p>
+    <w:p>
+      <w:pPr>
+        <w:pStyle w:val="ListeParagraf"/>
+        <w:spacing w:before="160" w:after="0"/>
+        <w:ind w:left="709"/>
+      </w:pPr>
+      <w:r>
+        <w:rPr>
+          <w:rFonts w:ascii="Calibri" w:hAnsi="Calibri" w:cs="Calibri"/>
+          <w:b/>
+          <w:bCs/>
+          <w:sz w:val="20"/>
+          <w:szCs w:val="20"/>
+        </w:rPr>
+        <w:t xml:space="preserve">Hazırlayan: Bakım Müdürü  ..........................</w:t>
+      </w:r>
+    </w:p>
+    <w:p>
+      <w:pPr>
+        <w:pStyle w:val="ListeParagraf"/>
+        <w:spacing w:before="40" w:after="0"/>
+        <w:ind w:left="709"/>
+      </w:pPr>
+      <w:r>
+        <w:rPr>
+          <w:rFonts w:ascii="Calibri" w:hAnsi="Calibri" w:cs="Calibri"/>
+          <w:b/>
+          <w:bCs/>
+          <w:sz w:val="20"/>
+          <w:szCs w:val="20"/>
+        </w:rPr>
+        <w:t xml:space="preserve">Kontrol: Fabrika Müdürü · İplik Fabrika Müdürü  ..........................</w:t>
+      </w:r>
+    </w:p>
+    <w:p>
+      <w:pPr>
+        <w:pStyle w:val="ListeParagraf"/>
+        <w:spacing w:before="40" w:after="0"/>
+        <w:ind w:left="709"/>
+      </w:pPr>
+      <w:r>
+        <w:rPr>
+          <w:rFonts w:ascii="Calibri" w:hAnsi="Calibri" w:cs="Calibri"/>
+          <w:b/>
+          <w:bCs/>
+          <w:sz w:val="20"/>
+          <w:szCs w:val="20"/>
+        </w:rPr>
+        <w:t xml:space="preserve">Kalite Müdürü: ..........................    Fabrika Müdürü: ..........................</w:t>
       </w:r>
     </w:p>
     <w:p>

--- a/prosedurler/EMS.KS.PRO.22.07. Trims and Accessories Control Procedure.docx
+++ b/prosedurler/EMS.KS.PRO.22.07. Trims and Accessories Control Procedure.docx
@@ -691,7 +691,7 @@
           <w:sz w:val="24"/>
           <w:szCs w:val="24"/>
         </w:rPr>
-        <w:t xml:space="preserve">1.1. Incoming trims are compared with the delivery note, the order and the tech pack; type, colour, size, quantity and batch code are checked (TLM-AKS-01, EMS.DP.PRO.08.01, EMS.DP.TL.08.02).</w:t>
+        <w:t xml:space="preserve">1.1. Incoming trims are compared with the delivery note, the order and the tech pack; type, colour, size, quantity and batch code are checked (EMS.DP.TL.08.02, EMS.DP.PRO.08.01, EMS.DP.TL.08.02).</w:t>
       </w:r>
     </w:p>
     <w:p>
@@ -828,7 +828,7 @@
           <w:sz w:val="24"/>
           <w:szCs w:val="24"/>
         </w:rPr>
-        <w:t xml:space="preserve">2.4. Results are recorded on the Trims Quality Control Form (EMS.QA.FRM.01.05) (TLM-AKS-02, EMS.KS.TL.22.02).</w:t>
+        <w:t xml:space="preserve">2.4. Results are recorded on the Trims Quality Control Form (EMS.QA.FRM.01.05) (EMS.KS.TL.22.02, EMS.KS.TL.22.02).</w:t>
       </w:r>
     </w:p>
     <w:p>
@@ -1095,23 +1095,23 @@
           <w:sz w:val="24"/>
           <w:szCs w:val="24"/>
         </w:rPr>
-        <w:t xml:space="preserve">5.1. Trims are issued to sewing only with an "Accepted" label, counted per line and order (TLM-AKS-03).</w:t>
-      </w:r>
-    </w:p>
-    <w:p>
-      <w:pPr>
-        <w:pStyle w:val="ListeParagraf"/>
-        <w:spacing w:after="80"/>
-        <w:ind w:left="709" w:right="0"/>
-        <w:jc w:val="both"/>
-      </w:pPr>
-      <w:r>
-        <w:rPr>
-          <w:rFonts w:ascii="Calibri" w:hAnsi="Calibri" w:cs="Arial"/>
-          <w:sz w:val="24"/>
-          <w:szCs w:val="24"/>
-        </w:rPr>
-        <w:t xml:space="preserve">5.2. Distribution is recorded on the Trim Distribution Form (FRM-AKS-01) and signed by the receiver.</w:t>
+        <w:t xml:space="preserve">5.1. Trims are issued to sewing only with an "Accepted" label, counted per line and order (EMS.DP.TL.08.02).</w:t>
+      </w:r>
+    </w:p>
+    <w:p>
+      <w:pPr>
+        <w:pStyle w:val="ListeParagraf"/>
+        <w:spacing w:after="80"/>
+        <w:ind w:left="709" w:right="0"/>
+        <w:jc w:val="both"/>
+      </w:pPr>
+      <w:r>
+        <w:rPr>
+          <w:rFonts w:ascii="Calibri" w:hAnsi="Calibri" w:cs="Arial"/>
+          <w:sz w:val="24"/>
+          <w:szCs w:val="24"/>
+        </w:rPr>
+        <w:t xml:space="preserve">5.2. Distribution is recorded on the Trim Distribution Form (EMS.ÜR.FRM.05.08) and signed by the receiver.</w:t>
       </w:r>
     </w:p>
     <w:p>
@@ -1640,7 +1640,7 @@
           <w:sz w:val="24"/>
           <w:szCs w:val="24"/>
         </w:rPr>
-        <w:t xml:space="preserve">PRS-AKS-01 Trims Control Procedure; TLM-AKS-01, TLM-AKS-02, TLM-AKS-03</w:t>
+        <w:t xml:space="preserve">EMS.KS.PRO.22.07 Trims Control Procedure; EMS.DP.TL.08.02, EMS.KS.TL.22.02, EMS.DP.TL.08.02</w:t>
       </w:r>
     </w:p>
     <w:p>
@@ -1659,7 +1659,7 @@
           <w:sz w:val="24"/>
           <w:szCs w:val="24"/>
         </w:rPr>
-        <w:t xml:space="preserve">EMS.QA.FRM.01.04 Material Trim Card; EMS.QA.FRM.01.05 Trims Quality Control Form; FRM-AKS-01 Trim Distribution Form</w:t>
+        <w:t xml:space="preserve">EMS.QA.FRM.01.04 Material Trim Card; EMS.QA.FRM.01.05 Trims Quality Control Form; EMS.ÜR.FRM.05.08 Trim Distribution Form</w:t>
       </w:r>
     </w:p>
     <w:p>
@@ -2574,7 +2574,7 @@
           <w:sz w:val="24"/>
           <w:szCs w:val="24"/>
         </w:rPr>
-        <w:t xml:space="preserve">1.1. تُقارن الإكسسوارات الواردة مع إشعار التسليم والطلبية والمواصفة الفنية، ويُفحص النوع واللون والمقاس والكمية ورمز الدفعة (TLM-AKS-01، EMS.DP.PRO.08.01، EMS.DP.TL.08.02).</w:t>
+        <w:t xml:space="preserve">1.1. تُقارن الإكسسوارات الواردة مع إشعار التسليم والطلبية والمواصفة الفنية، ويُفحص النوع واللون والمقاس والكمية ورمز الدفعة (EMS.DP.TL.08.02، EMS.DP.PRO.08.01، EMS.DP.TL.08.02).</w:t>
       </w:r>
     </w:p>
     <w:p>
@@ -2728,7 +2728,7 @@
           <w:sz w:val="24"/>
           <w:szCs w:val="24"/>
         </w:rPr>
-        <w:t xml:space="preserve">2.4. تُسجل النتائج في نموذج مراقبة جودة الإكسسوارات (EMS.QA.FRM.01.05) (TLM-AKS-02، EMS.KS.TL.22.02).</w:t>
+        <w:t xml:space="preserve">2.4. تُسجل النتائج في نموذج مراقبة جودة الإكسسوارات (EMS.QA.FRM.01.05) (EMS.KS.TL.22.02، EMS.KS.TL.22.02).</w:t>
       </w:r>
     </w:p>
     <w:p>
@@ -3028,25 +3028,25 @@
           <w:sz w:val="24"/>
           <w:szCs w:val="24"/>
         </w:rPr>
-        <w:t xml:space="preserve">5.1. لا تُصرف الإكسسوارات للخياطة إلا بملصق "مقبول"، وتُعدّ لكل خط وطلبية (TLM-AKS-03).</w:t>
-      </w:r>
-    </w:p>
-    <w:p>
-      <w:pPr>
-        <w:pStyle w:val="ListeParagraf"/>
-        <w:bidi/>
-        <w:spacing w:after="80"/>
-        <w:ind w:left="0" w:right="709"/>
-        <w:jc w:val="both"/>
-      </w:pPr>
-      <w:r>
-        <w:rPr>
-          <w:rFonts w:ascii="Calibri" w:hAnsi="Calibri" w:cs="Arial"/>
-          <w:rtl/>
-          <w:sz w:val="24"/>
-          <w:szCs w:val="24"/>
-        </w:rPr>
-        <w:t xml:space="preserve">5.2. يُسجل التوزيع في نموذج توزيع الإكسسوارات (FRM-AKS-01) ويوقع المستلم.</w:t>
+        <w:t xml:space="preserve">5.1. لا تُصرف الإكسسوارات للخياطة إلا بملصق "مقبول"، وتُعدّ لكل خط وطلبية (EMS.DP.TL.08.02).</w:t>
+      </w:r>
+    </w:p>
+    <w:p>
+      <w:pPr>
+        <w:pStyle w:val="ListeParagraf"/>
+        <w:bidi/>
+        <w:spacing w:after="80"/>
+        <w:ind w:left="0" w:right="709"/>
+        <w:jc w:val="both"/>
+      </w:pPr>
+      <w:r>
+        <w:rPr>
+          <w:rFonts w:ascii="Calibri" w:hAnsi="Calibri" w:cs="Arial"/>
+          <w:rtl/>
+          <w:sz w:val="24"/>
+          <w:szCs w:val="24"/>
+        </w:rPr>
+        <w:t xml:space="preserve">5.2. يُسجل التوزيع في نموذج توزيع الإكسسوارات (EMS.ÜR.FRM.05.08) ويوقع المستلم.</w:t>
       </w:r>
     </w:p>
     <w:p>
@@ -3636,7 +3636,7 @@
           <w:sz w:val="24"/>
           <w:szCs w:val="24"/>
         </w:rPr>
-        <w:t xml:space="preserve">PRS-AKS-01 إجراء مراقبة الإكسسوارات؛ TLM-AKS-01، TLM-AKS-02، TLM-AKS-03</w:t>
+        <w:t xml:space="preserve">EMS.KS.PRO.22.07 إجراء مراقبة الإكسسوارات؛ EMS.DP.TL.08.02، EMS.KS.TL.22.02، EMS.DP.TL.08.02</w:t>
       </w:r>
     </w:p>
     <w:p>
@@ -3657,7 +3657,7 @@
           <w:sz w:val="24"/>
           <w:szCs w:val="24"/>
         </w:rPr>
-        <w:t xml:space="preserve">EMS.QA.FRM.01.04 بطاقة المواد (Trim Card)؛ EMS.QA.FRM.01.05 نموذج مراقبة جودة الإكسسوارات؛ FRM-AKS-01 نموذج توزيع الإكسسوارات</w:t>
+        <w:t xml:space="preserve">EMS.QA.FRM.01.04 بطاقة المواد (Trim Card)؛ EMS.QA.FRM.01.05 نموذج مراقبة جودة الإكسسوارات؛ EMS.ÜR.FRM.05.08 نموذج توزيع الإكسسوارات</w:t>
       </w:r>
     </w:p>
     <w:p>
